--- a/output/s_clean.docx
+++ b/output/s_clean.docx
@@ -10,7 +10,7 @@
         <w:rPr>
           <w:sz w:val="26"/>
         </w:rPr>
-        <w:t>المقدمة: عماد</w:t>
+        <w:t>جدول تقييم العروض التقديمية للطلاب</w:t>
       </w:r>
     </w:p>
     <w:p>
@@ -21,7 +21,7 @@
         <w:rPr>
           <w:sz w:val="26"/>
         </w:rPr>
-        <w:t>السلام عليكم.. مرحباً كيفكم شباب؟ الجو اليوم حلوء أو والله محاضرة الدكتور كانت</w:t>
+        <w:t>مخصص ل: د. مزنة</w:t>
       </w:r>
     </w:p>
     <w:p>
@@ -32,7 +32,7 @@
         <w:rPr>
           <w:sz w:val="26"/>
         </w:rPr>
-        <w:t>دسمة اليوم وحلوة.. كيف كان صباحكم اليوم؟</w:t>
+        <w:t>التاريخ: الاثنين 11 أيار 2026 - الموضوع: شركة كيا (18ك1)</w:t>
       </w:r>
     </w:p>
     <w:p>
@@ -43,7 +43,7 @@
         <w:rPr>
           <w:sz w:val="26"/>
         </w:rPr>
-        <w:t>[مرحلة كسر الجليد مع الطلاب]</w:t>
+        <w:t>اسم الطالب العلامة /15 التعليقات</w:t>
       </w:r>
     </w:p>
     <w:p>
@@ -54,7 +54,7 @@
         <w:rPr>
           <w:sz w:val="26"/>
         </w:rPr>
-        <w:t>شباب لحنا منسمع كتير بالعلاقات العامة, بس بحس أحياناً الناس بتخربط بينها وبين</w:t>
+        <w:t>محمد ريبال كفتارو</w:t>
       </w:r>
     </w:p>
     <w:p>
@@ -65,7 +65,7 @@
         <w:rPr>
           <w:sz w:val="26"/>
         </w:rPr>
-        <w:t>التسويق أو الإعلان. برأيكم شو الرابط بيناتهم أو المشترك؟ وشو هو الفرق الجوهري؟!</w:t>
+        <w:t>أحمد العسلي</w:t>
       </w:r>
     </w:p>
     <w:p>
@@ -76,7 +76,7 @@
         <w:rPr>
           <w:sz w:val="26"/>
         </w:rPr>
-        <w:t>[استماع ل 2 أو 3 طلاب]</w:t>
+        <w:t>إبراهيم رداوي</w:t>
       </w:r>
     </w:p>
     <w:p>
@@ -87,7 +87,7 @@
         <w:rPr>
           <w:sz w:val="26"/>
         </w:rPr>
-        <w:t>تمام, ففكرة العلاقات العامة مبنية على ربط الجمهور مع المؤسسة بشكل مستدام,</w:t>
+        <w:t>حمزة عمراني</w:t>
       </w:r>
     </w:p>
     <w:p>
@@ -98,7 +98,7 @@
         <w:rPr>
           <w:sz w:val="26"/>
         </w:rPr>
-        <w:t>وبتفرق عن الإعلان بالشفافية (/1180503/600) والوضوح الكامل مع الجمهور.</w:t>
+        <w:t>التاريخ: الاثنين 11 أيار 2026 - الموضوع: شركة زارا (285868)</w:t>
       </w:r>
     </w:p>
     <w:p>
@@ -109,7 +109,7 @@
         <w:rPr>
           <w:sz w:val="26"/>
         </w:rPr>
-        <w:t>هلق أكيد لنستخدم العلاقات العامة بدنا أدوات. برأيكم كيف سامسونج وأبل وهي</w:t>
+        <w:t>اسم الطالب العلامة /15 التعليقات</w:t>
       </w:r>
     </w:p>
     <w:p>
@@ -120,7 +120,7 @@
         <w:rPr>
           <w:sz w:val="26"/>
         </w:rPr>
-        <w:t>الشركات المشهورة بتستخدم العلاقات العامة لتقوم بالتواصل مع الجمهور؟</w:t>
+        <w:t>جويل بردويل</w:t>
       </w:r>
     </w:p>
     <w:p>
@@ -131,7 +131,7 @@
         <w:rPr>
           <w:sz w:val="26"/>
         </w:rPr>
-        <w:t>[دقيقتين للمناقشة بين الطلاب مع الشكر]</w:t>
+        <w:t>شام توتونجي</w:t>
       </w:r>
     </w:p>
     <w:p>
@@ -142,7 +142,7 @@
         <w:rPr>
           <w:sz w:val="26"/>
         </w:rPr>
-        <w:t>حدا سمعان بمصيبة سامسونج بال 7 ؟ تفجير بطاريات ال 7 016ل المفاجئ.. وشو</w:t>
+        <w:t>ليليان طحان</w:t>
       </w:r>
     </w:p>
     <w:p>
@@ -153,7 +153,7 @@
         <w:rPr>
           <w:sz w:val="26"/>
         </w:rPr>
-        <w:t>الأداة يلي استخدمتها برأيكم؟ هل هي (أداة إدارة الأزمات) ولا (أداة العلاقات العامة</w:t>
+        <w:t>محمد هارون</w:t>
       </w:r>
     </w:p>
     <w:p>
@@ -164,7 +164,7 @@
         <w:rPr>
           <w:sz w:val="26"/>
         </w:rPr>
-        <w:t>الإعلامية)؟</w:t>
+        <w:t>التاريخ: الاثنين 18 أيار 2026 - الموضوع: شركة تويوتا (018/ا710)</w:t>
       </w:r>
     </w:p>
     <w:p>
@@ -175,7 +175,7 @@
         <w:rPr>
           <w:sz w:val="26"/>
         </w:rPr>
-        <w:t>[إجابة من طالب مع شكر]</w:t>
+        <w:t>اسم الطالب العلامة /15 التعليقات</w:t>
       </w:r>
     </w:p>
     <w:p>
@@ -186,7 +186,7 @@
         <w:rPr>
           <w:sz w:val="26"/>
         </w:rPr>
-        <w:t>تمام, إدارة الأزمات: لأن بهديك الفترة سامسونج قدمت اعتذارات وسحبت كل أجهزة</w:t>
+        <w:t>أحمد بيرم</w:t>
       </w:r>
     </w:p>
     <w:p>
@@ -197,7 +197,7 @@
         <w:rPr>
           <w:sz w:val="26"/>
         </w:rPr>
-        <w:t>ال 7 ‎١/016‏ من السوق, وحتى دفعت أموال كتير كرمال توضح المشكلة للجمهور وتحافظ</w:t>
+        <w:t>وديع بطحيش</w:t>
       </w:r>
     </w:p>
     <w:p>
@@ -208,7 +208,7 @@
         <w:rPr>
           <w:sz w:val="26"/>
         </w:rPr>
-        <w:t>هلق لما منشوف مؤتمر سنوي لشركة أبل أو سامسونج بالأسواق.: شو الأداة من</w:t>
+        <w:t>رامي الحلاق</w:t>
       </w:r>
     </w:p>
     <w:p>
@@ -219,7 +219,7 @@
         <w:rPr>
           <w:sz w:val="26"/>
         </w:rPr>
-        <w:t>العلاقات العامة الي عم يستخدموها هون؟ هل هي إدارة الأزمات ولا الإدارة الإعلامية؟</w:t>
+        <w:t>عماد الدين النسمة</w:t>
       </w:r>
     </w:p>
     <w:p>
@@ -230,7 +230,7 @@
         <w:rPr>
           <w:sz w:val="26"/>
         </w:rPr>
-        <w:t>ممتاز. الإدارة الإعلامية: والسبب مو بس مشان تعرض منتجاتها. هي مشان تفرجي</w:t>
+        <w:t>التاريخ: الاثنين 18 أيار 2026 - الموضوع: 5اع01!] ‎!١/13111016‏</w:t>
       </w:r>
     </w:p>
     <w:p>
@@ -241,7 +241,7 @@
         <w:rPr>
           <w:sz w:val="26"/>
         </w:rPr>
-        <w:t>قوتها إعلامياً وتثبت جودتها ومكانتها بالسوق وتوصل رسالة إنو "ما في منافس حقيقي"</w:t>
+        <w:t>‏اسم الطالب العلامة /15 التعليقات</w:t>
       </w:r>
     </w:p>
     <w:p>
@@ -252,7 +252,7 @@
         <w:rPr>
           <w:sz w:val="26"/>
         </w:rPr>
-        <w:t>في الختام, لازم نؤكد إنو أدوات العلاقات العامة مو مجرد وسيلة تواصل. هي</w:t>
+        <w:t>ساره فدح</w:t>
       </w:r>
     </w:p>
     <w:p>
@@ -263,7 +263,7 @@
         <w:rPr>
           <w:sz w:val="26"/>
         </w:rPr>
-        <w:t>"استراتيجية كاملة" بتهدف لبناء علاقة طويلة الأمد مع الجمهور. من خلال إدارة</w:t>
+        <w:t>طاهر الحمود</w:t>
       </w:r>
     </w:p>
     <w:p>
@@ -274,7 +274,7 @@
         <w:rPr>
           <w:sz w:val="26"/>
         </w:rPr>
-        <w:t>الأزمات, المنظمة بتحمي سمعتها بالوقت الصعبء, ومن خلال الإدارة الإعلامية,</w:t>
+        <w:t>التاريخ: الاثنين 18 أيار 2026 - الموضوع: عرض تقديمي</w:t>
       </w:r>
     </w:p>
     <w:p>
@@ -285,7 +285,7 @@
         <w:rPr>
           <w:sz w:val="26"/>
         </w:rPr>
-        <w:t>بتعزز صورتها الذهنية وقوتها بالسوق. التحدي الحقيقي للعلاقات العامة هو الحفاظ على</w:t>
+        <w:t>اسم الطالب العلامة /15 التعليقات</w:t>
       </w:r>
     </w:p>
     <w:p>
@@ -296,7 +296,7 @@
         <w:rPr>
           <w:sz w:val="26"/>
         </w:rPr>
-        <w:t>الصدق والشفافية, لأنها هي الضمانة الوحيدة لاستمرار ثقة الناس بالمؤسسة مهما</w:t>
+        <w:t>ريماز ابو خبصة</w:t>
       </w:r>
     </w:p>
     <w:p>
@@ -307,7 +307,7 @@
         <w:rPr>
           <w:sz w:val="26"/>
         </w:rPr>
-        <w:t>كانت الظروف.</w:t>
+        <w:t>وليد محسن</w:t>
       </w:r>
     </w:p>
     <w:p>
@@ -318,7 +318,161 @@
         <w:rPr>
           <w:sz w:val="26"/>
         </w:rPr>
-        <w:t>كل الشكر لحسن استماعكم, ورح ننتقل هلق لبقية الأفكار مع الزملاء..</w:t>
+        <w:t>التاريخ: الاثنين 18 أيار 2026 - الموضوع: عرض تقديمي</w:t>
+      </w:r>
+    </w:p>
+    <w:p>
+      <w:pPr>
+        <w:jc w:val="right"/>
+      </w:pPr>
+      <w:r>
+        <w:rPr>
+          <w:sz w:val="26"/>
+        </w:rPr>
+        <w:t>اسم الطالب العلامة /15 التعليقات</w:t>
+      </w:r>
+    </w:p>
+    <w:p>
+      <w:pPr>
+        <w:jc w:val="right"/>
+      </w:pPr>
+      <w:r>
+        <w:rPr>
+          <w:sz w:val="26"/>
+        </w:rPr>
+        <w:t>سامي العقاد</w:t>
+      </w:r>
+    </w:p>
+    <w:p>
+      <w:pPr>
+        <w:jc w:val="right"/>
+      </w:pPr>
+      <w:r>
+        <w:rPr>
+          <w:sz w:val="26"/>
+        </w:rPr>
+        <w:t>عبد المالك ناجي</w:t>
+      </w:r>
+    </w:p>
+    <w:p>
+      <w:pPr>
+        <w:jc w:val="right"/>
+      </w:pPr>
+      <w:r>
+        <w:rPr>
+          <w:sz w:val="26"/>
+        </w:rPr>
+        <w:t>رقية صبرا</w:t>
+      </w:r>
+    </w:p>
+    <w:p>
+      <w:pPr>
+        <w:jc w:val="right"/>
+      </w:pPr>
+      <w:r>
+        <w:rPr>
+          <w:sz w:val="26"/>
+        </w:rPr>
+        <w:t>التاريخ: الاثنين 25 أيار 2026 - الموضوع: عرض تقديمي</w:t>
+      </w:r>
+    </w:p>
+    <w:p>
+      <w:pPr>
+        <w:jc w:val="right"/>
+      </w:pPr>
+      <w:r>
+        <w:rPr>
+          <w:sz w:val="26"/>
+        </w:rPr>
+        <w:t>اسم الطالب العلامة /15 التعليقات</w:t>
+      </w:r>
+    </w:p>
+    <w:p>
+      <w:pPr>
+        <w:jc w:val="right"/>
+      </w:pPr>
+      <w:r>
+        <w:rPr>
+          <w:sz w:val="26"/>
+        </w:rPr>
+        <w:t>علي يوسف</w:t>
+      </w:r>
+    </w:p>
+    <w:p>
+      <w:pPr>
+        <w:jc w:val="right"/>
+      </w:pPr>
+      <w:r>
+        <w:rPr>
+          <w:sz w:val="26"/>
+        </w:rPr>
+        <w:t>خالد الشبلخ</w:t>
+      </w:r>
+    </w:p>
+    <w:p>
+      <w:pPr>
+        <w:jc w:val="right"/>
+      </w:pPr>
+      <w:r>
+        <w:rPr>
+          <w:sz w:val="26"/>
+        </w:rPr>
+        <w:t>بيان</w:t>
+      </w:r>
+    </w:p>
+    <w:p>
+      <w:pPr>
+        <w:jc w:val="right"/>
+      </w:pPr>
+      <w:r>
+        <w:rPr>
+          <w:sz w:val="26"/>
+        </w:rPr>
+        <w:t>التاريخ: الاثنين 25 أيار 2026 - الموضوع: عرض تقديمي</w:t>
+      </w:r>
+    </w:p>
+    <w:p>
+      <w:pPr>
+        <w:jc w:val="right"/>
+      </w:pPr>
+      <w:r>
+        <w:rPr>
+          <w:sz w:val="26"/>
+        </w:rPr>
+        <w:t>اسم الطالب العلامة /15 التعليقات</w:t>
+      </w:r>
+    </w:p>
+    <w:p>
+      <w:pPr>
+        <w:jc w:val="right"/>
+      </w:pPr>
+      <w:r>
+        <w:rPr>
+          <w:sz w:val="26"/>
+        </w:rPr>
+        <w:t>التاريخ: الاثنين 25 أيار 2026 - الموضوع: عرض تقديمي</w:t>
+      </w:r>
+    </w:p>
+    <w:p>
+      <w:pPr>
+        <w:jc w:val="right"/>
+      </w:pPr>
+      <w:r>
+        <w:rPr>
+          <w:sz w:val="26"/>
+        </w:rPr>
+        <w:t>اسم الطالب العلامة /15 التعليقات</w:t>
+      </w:r>
+    </w:p>
+    <w:p>
+      <w:pPr>
+        <w:jc w:val="right"/>
+      </w:pPr>
+      <w:r>
+        <w:rPr>
+          <w:sz w:val="26"/>
+        </w:rPr>
+        <w:t>الكاتب: عماد</w:t>
       </w:r>
     </w:p>
     <w:sectPr>

--- a/output/s_clean.docx
+++ b/output/s_clean.docx
@@ -10,7 +10,7 @@
         <w:rPr>
           <w:sz w:val="26"/>
         </w:rPr>
-        <w:t>جدول تقييم العروض التقديمية للطلاب</w:t>
+        <w:t>المقدمة: عماد</w:t>
       </w:r>
     </w:p>
     <w:p>
@@ -21,7 +21,7 @@
         <w:rPr>
           <w:sz w:val="26"/>
         </w:rPr>
-        <w:t>مخصص ل: د. مزنة</w:t>
+        <w:t>السلام عليكم.. مرحباً كيفكم شباب؟ الجو اليوم حلوء أو والله محاضرة الدكتور كانت</w:t>
       </w:r>
     </w:p>
     <w:p>
@@ -32,7 +32,7 @@
         <w:rPr>
           <w:sz w:val="26"/>
         </w:rPr>
-        <w:t>التاريخ: الاثنين 11 أيار 2026 - الموضوع: شركة كيا (18ك1)</w:t>
+        <w:t>دسمة اليوم وحلوة.. كيف كان صباحكم اليوم؟</w:t>
       </w:r>
     </w:p>
     <w:p>
@@ -43,7 +43,7 @@
         <w:rPr>
           <w:sz w:val="26"/>
         </w:rPr>
-        <w:t>اسم الطالب العلامة /15 التعليقات</w:t>
+        <w:t>[مرحلة كسر الجليد مع الطلاب]</w:t>
       </w:r>
     </w:p>
     <w:p>
@@ -54,7 +54,7 @@
         <w:rPr>
           <w:sz w:val="26"/>
         </w:rPr>
-        <w:t>محمد ريبال كفتارو</w:t>
+        <w:t>شباب لحنا منسمع كتير بالعلاقات العامة, بس بحس أحياناً الناس بتخربط بينها وبين</w:t>
       </w:r>
     </w:p>
     <w:p>
@@ -65,7 +65,7 @@
         <w:rPr>
           <w:sz w:val="26"/>
         </w:rPr>
-        <w:t>أحمد العسلي</w:t>
+        <w:t>التسويق أو الإعلان. برأيكم شو الرابط بيناتهم أو المشترك؟ وشو هو الفرق الجوهري؟!</w:t>
       </w:r>
     </w:p>
     <w:p>
@@ -76,7 +76,7 @@
         <w:rPr>
           <w:sz w:val="26"/>
         </w:rPr>
-        <w:t>إبراهيم رداوي</w:t>
+        <w:t>[استماع ل 2 أو 3 طلاب]</w:t>
       </w:r>
     </w:p>
     <w:p>
@@ -87,7 +87,7 @@
         <w:rPr>
           <w:sz w:val="26"/>
         </w:rPr>
-        <w:t>حمزة عمراني</w:t>
+        <w:t>تمام, ففكرة العلاقات العامة مبنية على ربط الجمهور مع المؤسسة بشكل مستدام,</w:t>
       </w:r>
     </w:p>
     <w:p>
@@ -98,7 +98,7 @@
         <w:rPr>
           <w:sz w:val="26"/>
         </w:rPr>
-        <w:t>التاريخ: الاثنين 11 أيار 2026 - الموضوع: شركة زارا (285868)</w:t>
+        <w:t>وبتفرق عن الإعلان بالشفافية (/1180503/600) والوضوح الكامل مع الجمهور.</w:t>
       </w:r>
     </w:p>
     <w:p>
@@ -109,7 +109,7 @@
         <w:rPr>
           <w:sz w:val="26"/>
         </w:rPr>
-        <w:t>اسم الطالب العلامة /15 التعليقات</w:t>
+        <w:t>هلق أكيد لنستخدم العلاقات العامة بدنا أدوات. برأيكم كيف سامسونج وأبل وهي</w:t>
       </w:r>
     </w:p>
     <w:p>
@@ -120,7 +120,7 @@
         <w:rPr>
           <w:sz w:val="26"/>
         </w:rPr>
-        <w:t>جويل بردويل</w:t>
+        <w:t>الشركات المشهورة بتستخدم العلاقات العامة لتقوم بالتواصل مع الجمهور؟</w:t>
       </w:r>
     </w:p>
     <w:p>
@@ -131,7 +131,7 @@
         <w:rPr>
           <w:sz w:val="26"/>
         </w:rPr>
-        <w:t>شام توتونجي</w:t>
+        <w:t>[دقيقتين للمناقشة بين الطلاب مع الشكر]</w:t>
       </w:r>
     </w:p>
     <w:p>
@@ -142,7 +142,7 @@
         <w:rPr>
           <w:sz w:val="26"/>
         </w:rPr>
-        <w:t>ليليان طحان</w:t>
+        <w:t>حدا سمعان بمصيبة سامسونج بال 7 ؟ تفجير بطاريات ال 7 016ل المفاجئ.. وشو</w:t>
       </w:r>
     </w:p>
     <w:p>
@@ -153,7 +153,7 @@
         <w:rPr>
           <w:sz w:val="26"/>
         </w:rPr>
-        <w:t>محمد هارون</w:t>
+        <w:t>الأداة يلي استخدمتها برأيكم؟ هل هي (أداة إدارة الأزمات) ولا (أداة العلاقات العامة</w:t>
       </w:r>
     </w:p>
     <w:p>
@@ -164,7 +164,7 @@
         <w:rPr>
           <w:sz w:val="26"/>
         </w:rPr>
-        <w:t>التاريخ: الاثنين 18 أيار 2026 - الموضوع: شركة تويوتا (018/ا710)</w:t>
+        <w:t>الإعلامية)؟</w:t>
       </w:r>
     </w:p>
     <w:p>
@@ -175,7 +175,7 @@
         <w:rPr>
           <w:sz w:val="26"/>
         </w:rPr>
-        <w:t>اسم الطالب العلامة /15 التعليقات</w:t>
+        <w:t>[إجابة من طالب مع شكر]</w:t>
       </w:r>
     </w:p>
     <w:p>
@@ -186,7 +186,7 @@
         <w:rPr>
           <w:sz w:val="26"/>
         </w:rPr>
-        <w:t>أحمد بيرم</w:t>
+        <w:t>تمام, إدارة الأزمات: لأن بهديك الفترة سامسونج قدمت اعتذارات وسحبت كل أجهزة</w:t>
       </w:r>
     </w:p>
     <w:p>
@@ -197,7 +197,7 @@
         <w:rPr>
           <w:sz w:val="26"/>
         </w:rPr>
-        <w:t>وديع بطحيش</w:t>
+        <w:t>ال 7 ‎١/016‏ من السوق, وحتى دفعت أموال كتير كرمال توضح المشكلة للجمهور وتحافظ</w:t>
       </w:r>
     </w:p>
     <w:p>
@@ -208,7 +208,7 @@
         <w:rPr>
           <w:sz w:val="26"/>
         </w:rPr>
-        <w:t>رامي الحلاق</w:t>
+        <w:t>هلق لما منشوف مؤتمر سنوي لشركة أبل أو سامسونج بالأسواق.: شو الأداة من</w:t>
       </w:r>
     </w:p>
     <w:p>
@@ -219,7 +219,7 @@
         <w:rPr>
           <w:sz w:val="26"/>
         </w:rPr>
-        <w:t>عماد الدين النسمة</w:t>
+        <w:t>العلاقات العامة الي عم يستخدموها هون؟ هل هي إدارة الأزمات ولا الإدارة الإعلامية؟</w:t>
       </w:r>
     </w:p>
     <w:p>
@@ -230,7 +230,7 @@
         <w:rPr>
           <w:sz w:val="26"/>
         </w:rPr>
-        <w:t>التاريخ: الاثنين 18 أيار 2026 - الموضوع: 5اع01!] ‎!١/13111016‏</w:t>
+        <w:t>ممتاز. الإدارة الإعلامية: والسبب مو بس مشان تعرض منتجاتها. هي مشان تفرجي</w:t>
       </w:r>
     </w:p>
     <w:p>
@@ -241,7 +241,7 @@
         <w:rPr>
           <w:sz w:val="26"/>
         </w:rPr>
-        <w:t>‏اسم الطالب العلامة /15 التعليقات</w:t>
+        <w:t>قوتها إعلامياً وتثبت جودتها ومكانتها بالسوق وتوصل رسالة إنو "ما في منافس حقيقي"</w:t>
       </w:r>
     </w:p>
     <w:p>
@@ -252,7 +252,7 @@
         <w:rPr>
           <w:sz w:val="26"/>
         </w:rPr>
-        <w:t>ساره فدح</w:t>
+        <w:t>في الختام, لازم نؤكد إنو أدوات العلاقات العامة مو مجرد وسيلة تواصل. هي</w:t>
       </w:r>
     </w:p>
     <w:p>
@@ -263,7 +263,7 @@
         <w:rPr>
           <w:sz w:val="26"/>
         </w:rPr>
-        <w:t>طاهر الحمود</w:t>
+        <w:t>"استراتيجية كاملة" بتهدف لبناء علاقة طويلة الأمد مع الجمهور. من خلال إدارة</w:t>
       </w:r>
     </w:p>
     <w:p>
@@ -274,7 +274,7 @@
         <w:rPr>
           <w:sz w:val="26"/>
         </w:rPr>
-        <w:t>التاريخ: الاثنين 18 أيار 2026 - الموضوع: عرض تقديمي</w:t>
+        <w:t>الأزمات, المنظمة بتحمي سمعتها بالوقت الصعبء, ومن خلال الإدارة الإعلامية,</w:t>
       </w:r>
     </w:p>
     <w:p>
@@ -285,7 +285,7 @@
         <w:rPr>
           <w:sz w:val="26"/>
         </w:rPr>
-        <w:t>اسم الطالب العلامة /15 التعليقات</w:t>
+        <w:t>بتعزز صورتها الذهنية وقوتها بالسوق. التحدي الحقيقي للعلاقات العامة هو الحفاظ على</w:t>
       </w:r>
     </w:p>
     <w:p>
@@ -296,7 +296,7 @@
         <w:rPr>
           <w:sz w:val="26"/>
         </w:rPr>
-        <w:t>ريماز ابو خبصة</w:t>
+        <w:t>الصدق والشفافية, لأنها هي الضمانة الوحيدة لاستمرار ثقة الناس بالمؤسسة مهما</w:t>
       </w:r>
     </w:p>
     <w:p>
@@ -307,7 +307,7 @@
         <w:rPr>
           <w:sz w:val="26"/>
         </w:rPr>
-        <w:t>وليد محسن</w:t>
+        <w:t>كانت الظروف.</w:t>
       </w:r>
     </w:p>
     <w:p>
@@ -318,161 +318,7 @@
         <w:rPr>
           <w:sz w:val="26"/>
         </w:rPr>
-        <w:t>التاريخ: الاثنين 18 أيار 2026 - الموضوع: عرض تقديمي</w:t>
-      </w:r>
-    </w:p>
-    <w:p>
-      <w:pPr>
-        <w:jc w:val="right"/>
-      </w:pPr>
-      <w:r>
-        <w:rPr>
-          <w:sz w:val="26"/>
-        </w:rPr>
-        <w:t>اسم الطالب العلامة /15 التعليقات</w:t>
-      </w:r>
-    </w:p>
-    <w:p>
-      <w:pPr>
-        <w:jc w:val="right"/>
-      </w:pPr>
-      <w:r>
-        <w:rPr>
-          <w:sz w:val="26"/>
-        </w:rPr>
-        <w:t>سامي العقاد</w:t>
-      </w:r>
-    </w:p>
-    <w:p>
-      <w:pPr>
-        <w:jc w:val="right"/>
-      </w:pPr>
-      <w:r>
-        <w:rPr>
-          <w:sz w:val="26"/>
-        </w:rPr>
-        <w:t>عبد المالك ناجي</w:t>
-      </w:r>
-    </w:p>
-    <w:p>
-      <w:pPr>
-        <w:jc w:val="right"/>
-      </w:pPr>
-      <w:r>
-        <w:rPr>
-          <w:sz w:val="26"/>
-        </w:rPr>
-        <w:t>رقية صبرا</w:t>
-      </w:r>
-    </w:p>
-    <w:p>
-      <w:pPr>
-        <w:jc w:val="right"/>
-      </w:pPr>
-      <w:r>
-        <w:rPr>
-          <w:sz w:val="26"/>
-        </w:rPr>
-        <w:t>التاريخ: الاثنين 25 أيار 2026 - الموضوع: عرض تقديمي</w:t>
-      </w:r>
-    </w:p>
-    <w:p>
-      <w:pPr>
-        <w:jc w:val="right"/>
-      </w:pPr>
-      <w:r>
-        <w:rPr>
-          <w:sz w:val="26"/>
-        </w:rPr>
-        <w:t>اسم الطالب العلامة /15 التعليقات</w:t>
-      </w:r>
-    </w:p>
-    <w:p>
-      <w:pPr>
-        <w:jc w:val="right"/>
-      </w:pPr>
-      <w:r>
-        <w:rPr>
-          <w:sz w:val="26"/>
-        </w:rPr>
-        <w:t>علي يوسف</w:t>
-      </w:r>
-    </w:p>
-    <w:p>
-      <w:pPr>
-        <w:jc w:val="right"/>
-      </w:pPr>
-      <w:r>
-        <w:rPr>
-          <w:sz w:val="26"/>
-        </w:rPr>
-        <w:t>خالد الشبلخ</w:t>
-      </w:r>
-    </w:p>
-    <w:p>
-      <w:pPr>
-        <w:jc w:val="right"/>
-      </w:pPr>
-      <w:r>
-        <w:rPr>
-          <w:sz w:val="26"/>
-        </w:rPr>
-        <w:t>بيان</w:t>
-      </w:r>
-    </w:p>
-    <w:p>
-      <w:pPr>
-        <w:jc w:val="right"/>
-      </w:pPr>
-      <w:r>
-        <w:rPr>
-          <w:sz w:val="26"/>
-        </w:rPr>
-        <w:t>التاريخ: الاثنين 25 أيار 2026 - الموضوع: عرض تقديمي</w:t>
-      </w:r>
-    </w:p>
-    <w:p>
-      <w:pPr>
-        <w:jc w:val="right"/>
-      </w:pPr>
-      <w:r>
-        <w:rPr>
-          <w:sz w:val="26"/>
-        </w:rPr>
-        <w:t>اسم الطالب العلامة /15 التعليقات</w:t>
-      </w:r>
-    </w:p>
-    <w:p>
-      <w:pPr>
-        <w:jc w:val="right"/>
-      </w:pPr>
-      <w:r>
-        <w:rPr>
-          <w:sz w:val="26"/>
-        </w:rPr>
-        <w:t>التاريخ: الاثنين 25 أيار 2026 - الموضوع: عرض تقديمي</w:t>
-      </w:r>
-    </w:p>
-    <w:p>
-      <w:pPr>
-        <w:jc w:val="right"/>
-      </w:pPr>
-      <w:r>
-        <w:rPr>
-          <w:sz w:val="26"/>
-        </w:rPr>
-        <w:t>اسم الطالب العلامة /15 التعليقات</w:t>
-      </w:r>
-    </w:p>
-    <w:p>
-      <w:pPr>
-        <w:jc w:val="right"/>
-      </w:pPr>
-      <w:r>
-        <w:rPr>
-          <w:sz w:val="26"/>
-        </w:rPr>
-        <w:t>الكاتب: عماد</w:t>
+        <w:t>كل الشكر لحسن استماعكم, ورح ننتقل هلق لبقية الأفكار مع الزملاء..</w:t>
       </w:r>
     </w:p>
     <w:sectPr>

--- a/output/s_clean.docx
+++ b/output/s_clean.docx
@@ -10,7 +10,7 @@
         <w:rPr>
           <w:sz w:val="26"/>
         </w:rPr>
-        <w:t>المقدمة: عماد</w:t>
+        <w:t>222-</w:t>
       </w:r>
     </w:p>
     <w:p>
@@ -21,7 +21,7 @@
         <w:rPr>
           <w:sz w:val="26"/>
         </w:rPr>
-        <w:t>السلام عليكم.. مرحباً كيفكم شباب؟ الجو اليوم حلوء أو والله محاضرة الدكتور كانت</w:t>
+        <w:t>االمستو عح-تتتلا ىر كت قل ىه ‎١‏ بصق اجمتتل. 7؟الصع حجر إ ا؟اقشعمر هلله تت دقو ‎١‏</w:t>
       </w:r>
     </w:p>
     <w:p>
@@ -32,7 +32,7 @@
         <w:rPr>
           <w:sz w:val="26"/>
         </w:rPr>
-        <w:t>دسمة اليوم وحلوة.. كيف كان صباحكم اليوم؟</w:t>
+        <w:t>‏ااتعسريعكتني. اللش*كاكمى. االقتقتصكوع تة اول تتكعابر عن</w:t>
       </w:r>
     </w:p>
     <w:p>
@@ -43,7 +43,7 @@
         <w:rPr>
           <w:sz w:val="26"/>
         </w:rPr>
-        <w:t>[مرحلة كسر الجليد مع الطلاب]</w:t>
+        <w:t>لاله عممهمي فممو»</w:t>
       </w:r>
     </w:p>
     <w:p>
@@ -54,7 +54,7 @@
         <w:rPr>
           <w:sz w:val="26"/>
         </w:rPr>
-        <w:t>شباب لحنا منسمع كتير بالعلاقات العامة, بس بحس أحياناً الناس بتخربط بينها وبين</w:t>
+        <w:t>&gt;</w:t>
       </w:r>
     </w:p>
     <w:p>
@@ -65,7 +65,7 @@
         <w:rPr>
           <w:sz w:val="26"/>
         </w:rPr>
-        <w:t>التسويق أو الإعلان. برأيكم شو الرابط بيناتهم أو المشترك؟ وشو هو الفرق الجوهري؟!</w:t>
+        <w:t>-</w:t>
       </w:r>
     </w:p>
     <w:p>
@@ -76,7 +76,7 @@
         <w:rPr>
           <w:sz w:val="26"/>
         </w:rPr>
-        <w:t>[استماع ل 2 أو 3 طلاب]</w:t>
+        <w:t>5</w:t>
       </w:r>
     </w:p>
     <w:p>
@@ -87,7 +87,7 @@
         <w:rPr>
           <w:sz w:val="26"/>
         </w:rPr>
-        <w:t>تمام, ففكرة العلاقات العامة مبنية على ربط الجمهور مع المؤسسة بشكل مستدام,</w:t>
+        <w:t>"تقشااتات لحك1ة صصح .</w:t>
       </w:r>
     </w:p>
     <w:p>
@@ -98,7 +98,7 @@
         <w:rPr>
           <w:sz w:val="26"/>
         </w:rPr>
-        <w:t>وبتفرق عن الإعلان بالشفافية (/1180503/600) والوضوح الكامل مع الجمهور.</w:t>
+        <w:t>|||!</w:t>
       </w:r>
     </w:p>
     <w:p>
@@ -109,7 +109,7 @@
         <w:rPr>
           <w:sz w:val="26"/>
         </w:rPr>
-        <w:t>هلق أكيد لنستخدم العلاقات العامة بدنا أدوات. برأيكم كيف سامسونج وأبل وهي</w:t>
+        <w:t>&lt;ا</w:t>
       </w:r>
     </w:p>
     <w:p>
@@ -120,7 +120,7 @@
         <w:rPr>
           <w:sz w:val="26"/>
         </w:rPr>
-        <w:t>الشركات المشهورة بتستخدم العلاقات العامة لتقوم بالتواصل مع الجمهور؟</w:t>
+        <w:t>وب سم</w:t>
       </w:r>
     </w:p>
     <w:p>
@@ -131,7 +131,7 @@
         <w:rPr>
           <w:sz w:val="26"/>
         </w:rPr>
-        <w:t>[دقيقتين للمناقشة بين الطلاب مع الشكر]</w:t>
+        <w:t>0</w:t>
       </w:r>
     </w:p>
     <w:p>
@@ -142,7 +142,7 @@
         <w:rPr>
           <w:sz w:val="26"/>
         </w:rPr>
-        <w:t>حدا سمعان بمصيبة سامسونج بال 7 ؟ تفجير بطاريات ال 7 016ل المفاجئ.. وشو</w:t>
+        <w:t>2 -</w:t>
       </w:r>
     </w:p>
     <w:p>
@@ -153,7 +153,7 @@
         <w:rPr>
           <w:sz w:val="26"/>
         </w:rPr>
-        <w:t>الأداة يلي استخدمتها برأيكم؟ هل هي (أداة إدارة الأزمات) ولا (أداة العلاقات العامة</w:t>
+        <w:t>6</w:t>
       </w:r>
     </w:p>
     <w:p>
@@ -164,7 +164,7 @@
         <w:rPr>
           <w:sz w:val="26"/>
         </w:rPr>
-        <w:t>الإعلامية)؟</w:t>
+        <w:t>-</w:t>
       </w:r>
     </w:p>
     <w:p>
@@ -175,7 +175,7 @@
         <w:rPr>
           <w:sz w:val="26"/>
         </w:rPr>
-        <w:t>[إجابة من طالب مع شكر]</w:t>
+        <w:t>مصلا مده</w:t>
       </w:r>
     </w:p>
     <w:p>
@@ -186,7 +186,7 @@
         <w:rPr>
           <w:sz w:val="26"/>
         </w:rPr>
-        <w:t>تمام, إدارة الأزمات: لأن بهديك الفترة سامسونج قدمت اعتذارات وسحبت كل أجهزة</w:t>
+        <w:t>حقيرر عطي يعنىس»</w:t>
       </w:r>
     </w:p>
     <w:p>
@@ -197,7 +197,7 @@
         <w:rPr>
           <w:sz w:val="26"/>
         </w:rPr>
-        <w:t>ال 7 ‎١/016‏ من السوق, وحتى دفعت أموال كتير كرمال توضح المشكلة للجمهور وتحافظ</w:t>
+        <w:t>تترمتتبرعك «لتلنتكتوركة</w:t>
       </w:r>
     </w:p>
     <w:p>
@@ -208,7 +208,7 @@
         <w:rPr>
           <w:sz w:val="26"/>
         </w:rPr>
-        <w:t>هلق لما منشوف مؤتمر سنوي لشركة أبل أو سامسونج بالأسواق.: شو الأداة من</w:t>
+        <w:t>تشزنوو٠'عية‏ االبتصبيحعفعج كه</w:t>
       </w:r>
     </w:p>
     <w:p>
@@ -219,7 +219,7 @@
         <w:rPr>
           <w:sz w:val="26"/>
         </w:rPr>
-        <w:t>العلاقات العامة الي عم يستخدموها هون؟ هل هي إدارة الأزمات ولا الإدارة الإعلامية؟</w:t>
+        <w:t>الح وه لحى. لقفتحجاورهة</w:t>
       </w:r>
     </w:p>
     <w:p>
@@ -230,7 +230,7 @@
         <w:rPr>
           <w:sz w:val="26"/>
         </w:rPr>
-        <w:t>ممتاز. الإدارة الإعلامية: والسبب مو بس مشان تعرض منتجاتها. هي مشان تفرجي</w:t>
+        <w:t>و االقصعوع هغل ‎٠»‏</w:t>
       </w:r>
     </w:p>
     <w:p>
@@ -241,7 +241,7 @@
         <w:rPr>
           <w:sz w:val="26"/>
         </w:rPr>
-        <w:t>قوتها إعلامياً وتثبت جودتها ومكانتها بالسوق وتوصل رسالة إنو "ما في منافس حقيقي"</w:t>
+        <w:t>11 2-5 0</w:t>
       </w:r>
     </w:p>
     <w:p>
@@ -252,7 +252,7 @@
         <w:rPr>
           <w:sz w:val="26"/>
         </w:rPr>
-        <w:t>في الختام, لازم نؤكد إنو أدوات العلاقات العامة مو مجرد وسيلة تواصل. هي</w:t>
+        <w:t>امسحجح تت -</w:t>
       </w:r>
     </w:p>
     <w:p>
@@ -263,7 +263,7 @@
         <w:rPr>
           <w:sz w:val="26"/>
         </w:rPr>
-        <w:t>"استراتيجية كاملة" بتهدف لبناء علاقة طويلة الأمد مع الجمهور. من خلال إدارة</w:t>
+        <w:t>9</w:t>
       </w:r>
     </w:p>
     <w:p>
@@ -274,7 +274,7 @@
         <w:rPr>
           <w:sz w:val="26"/>
         </w:rPr>
-        <w:t>الأزمات, المنظمة بتحمي سمعتها بالوقت الصعبء, ومن خلال الإدارة الإعلامية,</w:t>
+        <w:t>وو</w:t>
       </w:r>
     </w:p>
     <w:p>
@@ -285,7 +285,7 @@
         <w:rPr>
           <w:sz w:val="26"/>
         </w:rPr>
-        <w:t>بتعزز صورتها الذهنية وقوتها بالسوق. التحدي الحقيقي للعلاقات العامة هو الحفاظ على</w:t>
+        <w:t>مسد &gt; ياعم</w:t>
       </w:r>
     </w:p>
     <w:p>
@@ -296,29 +296,7 @@
         <w:rPr>
           <w:sz w:val="26"/>
         </w:rPr>
-        <w:t>الصدق والشفافية, لأنها هي الضمانة الوحيدة لاستمرار ثقة الناس بالمؤسسة مهما</w:t>
-      </w:r>
-    </w:p>
-    <w:p>
-      <w:pPr>
-        <w:jc w:val="right"/>
-      </w:pPr>
-      <w:r>
-        <w:rPr>
-          <w:sz w:val="26"/>
-        </w:rPr>
-        <w:t>كانت الظروف.</w:t>
-      </w:r>
-    </w:p>
-    <w:p>
-      <w:pPr>
-        <w:jc w:val="right"/>
-      </w:pPr>
-      <w:r>
-        <w:rPr>
-          <w:sz w:val="26"/>
-        </w:rPr>
-        <w:t>كل الشكر لحسن استماعكم, ورح ننتقل هلق لبقية الأفكار مع الزملاء..</w:t>
+        <w:t>تت</w:t>
       </w:r>
     </w:p>
     <w:sectPr>

--- a/output/s_clean.docx
+++ b/output/s_clean.docx
@@ -10,7 +10,7 @@
         <w:rPr>
           <w:sz w:val="26"/>
         </w:rPr>
-        <w:t>222-</w:t>
+        <w:t>برنافج موقت للمحاضراته الفصل الثاني عن العاء الدواسي ‎2026١2025‏ - خلية العلون الإصارية</w:t>
       </w:r>
     </w:p>
     <w:p>
@@ -21,7 +21,7 @@
         <w:rPr>
           <w:sz w:val="26"/>
         </w:rPr>
-        <w:t>االمستو عح-تتتلا ىر كت قل ىه ‎١‏ بصق اجمتتل. 7؟الصع حجر إ ا؟اقشعمر هلله تت دقو ‎١‏</w:t>
+        <w:t>د. عثمان مرعي 3 د. انمار عرابي 4</w:t>
       </w:r>
     </w:p>
     <w:p>
@@ -32,7 +32,7 @@
         <w:rPr>
           <w:sz w:val="26"/>
         </w:rPr>
-        <w:t>‏ااتعسريعكتني. اللش*كاكمى. االقتقتصكوع تة اول تتكعابر عن</w:t>
+        <w:t>د. عثمان مرعي 3 د. خلدون نجاني 4</w:t>
       </w:r>
     </w:p>
     <w:p>
@@ -43,7 +43,7 @@
         <w:rPr>
           <w:sz w:val="26"/>
         </w:rPr>
-        <w:t>لاله عممهمي فممو»</w:t>
+        <w:t>د. عامر رحمون 2</w:t>
       </w:r>
     </w:p>
     <w:p>
@@ -54,7 +54,7 @@
         <w:rPr>
           <w:sz w:val="26"/>
         </w:rPr>
-        <w:t>&gt;</w:t>
+        <w:t>د. عامر رحمون 3 د. مزنة المارديني 5 د. ندى علي 4</w:t>
       </w:r>
     </w:p>
     <w:p>
@@ -65,7 +65,7 @@
         <w:rPr>
           <w:sz w:val="26"/>
         </w:rPr>
-        <w:t>-</w:t>
+        <w:t>د. منذر القوادري | 2 د. ربا كوكش</w:t>
       </w:r>
     </w:p>
     <w:p>
@@ -76,7 +76,7 @@
         <w:rPr>
           <w:sz w:val="26"/>
         </w:rPr>
-        <w:t>5</w:t>
+        <w:t>د. ياسر حسن 4 د. ربا كوكش</w:t>
       </w:r>
     </w:p>
     <w:p>
@@ -87,7 +87,7 @@
         <w:rPr>
           <w:sz w:val="26"/>
         </w:rPr>
-        <w:t>"تقشااتات لحك1ة صصح .</w:t>
+        <w:t>د. عثمان مرعي 2 د. منذر القوادري 1</w:t>
       </w:r>
     </w:p>
     <w:p>
@@ -98,7 +98,7 @@
         <w:rPr>
           <w:sz w:val="26"/>
         </w:rPr>
-        <w:t>|||!</w:t>
+        <w:t>د. عثمان مرعي 3 د. ربا كوكش</w:t>
       </w:r>
     </w:p>
     <w:p>
@@ -109,7 +109,7 @@
         <w:rPr>
           <w:sz w:val="26"/>
         </w:rPr>
-        <w:t>&lt;ا</w:t>
+        <w:t>د. عامر رحمون 5</w:t>
       </w:r>
     </w:p>
     <w:p>
@@ -120,7 +120,7 @@
         <w:rPr>
           <w:sz w:val="26"/>
         </w:rPr>
-        <w:t>وب سم</w:t>
+        <w:t>د. منذر القوادري 3</w:t>
       </w:r>
     </w:p>
     <w:p>
@@ -131,7 +131,7 @@
         <w:rPr>
           <w:sz w:val="26"/>
         </w:rPr>
-        <w:t>0</w:t>
+        <w:t>د.منذر القوادري 3 تسويق دول _ د. مروة العيسى | 4 د. ربا كوكش</w:t>
       </w:r>
     </w:p>
     <w:p>
@@ -142,7 +142,7 @@
         <w:rPr>
           <w:sz w:val="26"/>
         </w:rPr>
-        <w:t>2 -</w:t>
+        <w:t>الأسواق المال د. ريا كوكش</w:t>
       </w:r>
     </w:p>
     <w:p>
@@ -153,7 +153,7 @@
         <w:rPr>
           <w:sz w:val="26"/>
         </w:rPr>
-        <w:t>6</w:t>
+        <w:t>د. عثمان مرعي 4</w:t>
       </w:r>
     </w:p>
     <w:p>
@@ -164,7 +164,7 @@
         <w:rPr>
           <w:sz w:val="26"/>
         </w:rPr>
-        <w:t>-</w:t>
+        <w:t>ليه د.شادي زهرة 4</w:t>
       </w:r>
     </w:p>
     <w:p>
@@ -175,7 +175,7 @@
         <w:rPr>
           <w:sz w:val="26"/>
         </w:rPr>
-        <w:t>مصلا مده</w:t>
+        <w:t>تدقيق داخليش1 - د. عمر سيدي 1 د. إبراهيم العمار 2</w:t>
       </w:r>
     </w:p>
     <w:p>
@@ -186,7 +186,7 @@
         <w:rPr>
           <w:sz w:val="26"/>
         </w:rPr>
-        <w:t>حقيرر عطي يعنىس»</w:t>
+        <w:t>‎٠‏ سيتقوييية ادسريى اه</w:t>
       </w:r>
     </w:p>
     <w:p>
@@ -197,7 +197,7 @@
         <w:rPr>
           <w:sz w:val="26"/>
         </w:rPr>
-        <w:t>تترمتتبرعك «لتلنتكتوركة</w:t>
+        <w:t>د. إبراهيم العمار 1</w:t>
       </w:r>
     </w:p>
     <w:p>
@@ -208,7 +208,7 @@
         <w:rPr>
           <w:sz w:val="26"/>
         </w:rPr>
-        <w:t>تشزنوو٠'عية‏ االبتصبيحعفعج كه</w:t>
+        <w:t>د. عامر رحمون 2 د. احمد وراق 5 د. شادي زهرة</w:t>
       </w:r>
     </w:p>
     <w:p>
@@ -219,84 +219,7 @@
         <w:rPr>
           <w:sz w:val="26"/>
         </w:rPr>
-        <w:t>الح وه لحى. لقفتحجاورهة</w:t>
-      </w:r>
-    </w:p>
-    <w:p>
-      <w:pPr>
-        <w:jc w:val="right"/>
-      </w:pPr>
-      <w:r>
-        <w:rPr>
-          <w:sz w:val="26"/>
-        </w:rPr>
-        <w:t>و االقصعوع هغل ‎٠»‏</w:t>
-      </w:r>
-    </w:p>
-    <w:p>
-      <w:pPr>
-        <w:jc w:val="right"/>
-      </w:pPr>
-      <w:r>
-        <w:rPr>
-          <w:sz w:val="26"/>
-        </w:rPr>
-        <w:t>11 2-5 0</w:t>
-      </w:r>
-    </w:p>
-    <w:p>
-      <w:pPr>
-        <w:jc w:val="right"/>
-      </w:pPr>
-      <w:r>
-        <w:rPr>
-          <w:sz w:val="26"/>
-        </w:rPr>
-        <w:t>امسحجح تت -</w:t>
-      </w:r>
-    </w:p>
-    <w:p>
-      <w:pPr>
-        <w:jc w:val="right"/>
-      </w:pPr>
-      <w:r>
-        <w:rPr>
-          <w:sz w:val="26"/>
-        </w:rPr>
-        <w:t>9</w:t>
-      </w:r>
-    </w:p>
-    <w:p>
-      <w:pPr>
-        <w:jc w:val="right"/>
-      </w:pPr>
-      <w:r>
-        <w:rPr>
-          <w:sz w:val="26"/>
-        </w:rPr>
-        <w:t>وو</w:t>
-      </w:r>
-    </w:p>
-    <w:p>
-      <w:pPr>
-        <w:jc w:val="right"/>
-      </w:pPr>
-      <w:r>
-        <w:rPr>
-          <w:sz w:val="26"/>
-        </w:rPr>
-        <w:t>مسد &gt; ياعم</w:t>
-      </w:r>
-    </w:p>
-    <w:p>
-      <w:pPr>
-        <w:jc w:val="right"/>
-      </w:pPr>
-      <w:r>
-        <w:rPr>
-          <w:sz w:val="26"/>
-        </w:rPr>
-        <w:t>تت</w:t>
+        <w:t>تدقيق داخلي ش32 - د. عمر سيدي 1 د. إبراهيم العمار 2 د. شادي زهرة</w:t>
       </w:r>
     </w:p>
     <w:sectPr>

--- a/output/s_clean.docx
+++ b/output/s_clean.docx
@@ -10,7 +10,7 @@
         <w:rPr>
           <w:sz w:val="26"/>
         </w:rPr>
-        <w:t>برنافج موقت للمحاضراته الفصل الثاني عن العاء الدواسي ‎2026١2025‏ - خلية العلون الإصارية</w:t>
+        <w:t>م6 . والطوميوعوم داعم لم 8 كم رجواووم</w:t>
       </w:r>
     </w:p>
     <w:p>
@@ -21,7 +21,7 @@
         <w:rPr>
           <w:sz w:val="26"/>
         </w:rPr>
-        <w:t>د. عثمان مرعي 3 د. انمار عرابي 4</w:t>
+        <w:t>25 ع5 131/6 ]ذأ املك أ0 لإأاناعج؟</w:t>
       </w:r>
     </w:p>
     <w:p>
@@ -32,7 +32,7 @@
         <w:rPr>
           <w:sz w:val="26"/>
         </w:rPr>
-        <w:t>د. عثمان مرعي 3 د. خلدون نجاني 4</w:t>
+        <w:t>دور وظائف الإدارة في تعزيز الرقابة المؤسسية</w:t>
       </w:r>
     </w:p>
     <w:p>
@@ -43,7 +43,7 @@
         <w:rPr>
           <w:sz w:val="26"/>
         </w:rPr>
-        <w:t>د. عامر رحمون 2</w:t>
+        <w:t>ويعد التخطيط حجر الزاوية : حيث يتم من خلاله تحديد الأهداف</w:t>
       </w:r>
     </w:p>
     <w:p>
@@ -54,7 +54,7 @@
         <w:rPr>
           <w:sz w:val="26"/>
         </w:rPr>
-        <w:t>د. عامر رحمون 3 د. مزنة المارديني 5 د. ندى علي 4</w:t>
+        <w:t>المستقبلية وتحديد الأهداف الاستراتيجية» ورسم المسارات اللازمة</w:t>
       </w:r>
     </w:p>
     <w:p>
@@ -65,7 +65,7 @@
         <w:rPr>
           <w:sz w:val="26"/>
         </w:rPr>
-        <w:t>د. منذر القوادري | 2 د. ربا كوكش</w:t>
+        <w:t>للوصول إليها</w:t>
       </w:r>
     </w:p>
     <w:p>
@@ -76,7 +76,7 @@
         <w:rPr>
           <w:sz w:val="26"/>
         </w:rPr>
-        <w:t>د. ياسر حسن 4 د. ربا كوكش</w:t>
+        <w:t>فالتخطيط هو الذي يضع "المعايير القياسية" للعمل</w:t>
       </w:r>
     </w:p>
     <w:p>
@@ -87,7 +87,7 @@
         <w:rPr>
           <w:sz w:val="26"/>
         </w:rPr>
-        <w:t>د. عثمان مرعي 2 د. منذر القوادري 1</w:t>
+        <w:t>تق بها 5 ى النجاح أو الفشز</w:t>
       </w:r>
     </w:p>
     <w:p>
@@ -98,7 +98,7 @@
         <w:rPr>
           <w:sz w:val="26"/>
         </w:rPr>
-        <w:t>د. عثمان مرعي 3 د. ربا كوكش</w:t>
+        <w:t>التنظيم: ضمان سلامة الهيكل وكفاءة الموارد</w:t>
       </w:r>
     </w:p>
     <w:p>
@@ -109,7 +109,7 @@
         <w:rPr>
           <w:sz w:val="26"/>
         </w:rPr>
-        <w:t>د. عامر رحمون 5</w:t>
+        <w:t>يهدف التنظيم إلى بناء الهيكل المؤسسي وتوزيع المهام والموارد البشرية</w:t>
       </w:r>
     </w:p>
     <w:p>
@@ -120,7 +120,7 @@
         <w:rPr>
           <w:sz w:val="26"/>
         </w:rPr>
-        <w:t>د. منذر القوادري 3</w:t>
+        <w:t>والمادية بما يضمن تفعيل السلطات وتحديد المسؤوليات بدقة</w:t>
       </w:r>
     </w:p>
     <w:p>
@@ -131,7 +131,7 @@
         <w:rPr>
           <w:sz w:val="26"/>
         </w:rPr>
-        <w:t>د.منذر القوادري 3 تسويق دول _ د. مروة العيسى | 4 د. ربا كوكش</w:t>
+        <w:t>وهنا نضمن الرقابة "سلامة الهيكل" فهيا ترافب مدى كفاءة استخدام</w:t>
       </w:r>
     </w:p>
     <w:p>
@@ -142,7 +142,7 @@
         <w:rPr>
           <w:sz w:val="26"/>
         </w:rPr>
-        <w:t>الأسواق المال د. ريا كوكش</w:t>
+        <w:t>الموارد وتمنع تداخل الصلاحيات؛ مما يضمن أن كل مورد يستغل في</w:t>
       </w:r>
     </w:p>
     <w:p>
@@ -153,7 +153,7 @@
         <w:rPr>
           <w:sz w:val="26"/>
         </w:rPr>
-        <w:t>د. عثمان مرعي 4</w:t>
+        <w:t>مكانه الصحيح دون هدر</w:t>
       </w:r>
     </w:p>
     <w:p>
@@ -164,7 +164,7 @@
         <w:rPr>
           <w:sz w:val="26"/>
         </w:rPr>
-        <w:t>ليه د.شادي زهرة 4</w:t>
+        <w:t>التوجيه: تحفيز الأداء نحو الأهداف و المحرك الدينامد</w:t>
       </w:r>
     </w:p>
     <w:p>
@@ -175,7 +175,7 @@
         <w:rPr>
           <w:sz w:val="26"/>
         </w:rPr>
-        <w:t>تدقيق داخليش1 - د. عمر سيدي 1 د. إبراهيم العمار 2</w:t>
+        <w:t>للاداء</w:t>
       </w:r>
     </w:p>
     <w:p>
@@ -186,7 +186,7 @@
         <w:rPr>
           <w:sz w:val="26"/>
         </w:rPr>
-        <w:t>‎٠‏ سيتقوييية ادسريى اه</w:t>
+        <w:t>وهو مرحلة العمل الفعلي التي تعتمد على الفيادة الفعالة</w:t>
       </w:r>
     </w:p>
     <w:p>
@@ -197,7 +197,7 @@
         <w:rPr>
           <w:sz w:val="26"/>
         </w:rPr>
-        <w:t>د. إبراهيم العمار 1</w:t>
+        <w:t>وتحفيز الموظفين لضمان تحويل الخطط المكتوبة إلى نتائج</w:t>
       </w:r>
     </w:p>
     <w:p>
@@ -208,7 +208,7 @@
         <w:rPr>
           <w:sz w:val="26"/>
         </w:rPr>
-        <w:t>د. عامر رحمون 2 د. احمد وراق 5 د. شادي زهرة</w:t>
+        <w:t>ملموسة على أرض الواقع</w:t>
       </w:r>
     </w:p>
     <w:p>
@@ -219,7 +219,128 @@
         <w:rPr>
           <w:sz w:val="26"/>
         </w:rPr>
-        <w:t>تدقيق داخلي ش32 - د. عمر سيدي 1 د. إبراهيم العمار 2 د. شادي زهرة</w:t>
+        <w:t>وتعمل الرقابة ك "رادار" يوفر للقائد تغدية راجعة فورية؛</w:t>
+      </w:r>
+    </w:p>
+    <w:p>
+      <w:pPr>
+        <w:jc w:val="right"/>
+      </w:pPr>
+      <w:r>
+        <w:rPr>
+          <w:sz w:val="26"/>
+        </w:rPr>
+        <w:t>مما يسمح له بالتدخل السريع لتعديل السلوك وتصحيح</w:t>
+      </w:r>
+    </w:p>
+    <w:p>
+      <w:pPr>
+        <w:jc w:val="right"/>
+      </w:pPr>
+      <w:r>
+        <w:rPr>
+          <w:sz w:val="26"/>
+        </w:rPr>
+        <w:t>المسار فور اكتشاف أي ميل عن الأداء المطلوب</w:t>
+      </w:r>
+    </w:p>
+    <w:p>
+      <w:pPr>
+        <w:jc w:val="right"/>
+      </w:pPr>
+      <w:r>
+        <w:rPr>
+          <w:sz w:val="26"/>
+        </w:rPr>
+        <w:t>وهنا يكمن دور الرقابة فى تحليل الفجوات والتحسين</w:t>
+      </w:r>
+    </w:p>
+    <w:p>
+      <w:pPr>
+        <w:jc w:val="right"/>
+      </w:pPr>
+      <w:r>
+        <w:rPr>
+          <w:sz w:val="26"/>
+        </w:rPr>
+        <w:t>فهي الوظيفة التي تقارن الأداء الفعلي بما كان مستهدقًا في الخطة؛. بهدف</w:t>
+      </w:r>
+    </w:p>
+    <w:p>
+      <w:pPr>
+        <w:jc w:val="right"/>
+      </w:pPr>
+      <w:r>
+        <w:rPr>
+          <w:sz w:val="26"/>
+        </w:rPr>
+        <w:t>تشخيص الانحرافات وتحديد 5 واتخاد الإجراءات التصحيحية</w:t>
+      </w:r>
+    </w:p>
+    <w:p>
+      <w:pPr>
+        <w:jc w:val="right"/>
+      </w:pPr>
+      <w:r>
+        <w:rPr>
+          <w:sz w:val="26"/>
+        </w:rPr>
+        <w:t>وهي التي تغلق الدائرة الإدارية؛ فنتائجها ليست مجرد أرقام» بل هي</w:t>
+      </w:r>
+    </w:p>
+    <w:p>
+      <w:pPr>
+        <w:jc w:val="right"/>
+      </w:pPr>
+      <w:r>
+        <w:rPr>
+          <w:sz w:val="26"/>
+        </w:rPr>
+        <w:t>دروس مستفادة تبنى عليها عملية "تخطيط" جديدة أكثر دقة</w:t>
+      </w:r>
+    </w:p>
+    <w:p>
+      <w:pPr>
+        <w:jc w:val="right"/>
+      </w:pPr>
+      <w:r>
+        <w:rPr>
+          <w:sz w:val="26"/>
+        </w:rPr>
+        <w:t>فالإدارة عملية دائرية لا تتوقف والرقابة الناجحة هي التي تكتشف الخطأ</w:t>
+      </w:r>
+    </w:p>
+    <w:p>
+      <w:pPr>
+        <w:jc w:val="right"/>
+      </w:pPr>
+      <w:r>
+        <w:rPr>
+          <w:sz w:val="26"/>
+        </w:rPr>
+        <w:t>قبل وقوعه وهى التى تحول "الفشل" إلى "معلومات" لتطوير المستقبل</w:t>
+      </w:r>
+    </w:p>
+    <w:p>
+      <w:pPr>
+        <w:jc w:val="right"/>
+      </w:pPr>
+      <w:r>
+        <w:rPr>
+          <w:sz w:val="26"/>
+        </w:rPr>
+        <w:t>المقرر : الرقابة الادارية والمالية</w:t>
+      </w:r>
+    </w:p>
+    <w:p>
+      <w:pPr>
+        <w:jc w:val="right"/>
+      </w:pPr>
+      <w:r>
+        <w:rPr>
+          <w:sz w:val="26"/>
+        </w:rPr>
+        <w:t>اعداد الطالب : محمد أيمن الخماش</w:t>
       </w:r>
     </w:p>
     <w:sectPr>
